--- a/Docs/MusicExplorerWasm.docx
+++ b/Docs/MusicExplorerWasm.docx
@@ -104,10 +104,7 @@
     </w:p>
     <w:p>
       <w:r>
-        <w:t>Microsoft</w:t>
-      </w:r>
-      <w:r>
-        <w:t xml:space="preserve"> Blazor is a web framework </w:t>
+        <w:t xml:space="preserve">Microsoft Blazor is a web framework </w:t>
       </w:r>
       <w:r>
         <w:t>that’s been around since 2018</w:t>
@@ -237,24 +234,14 @@
       <w:r>
         <w:t xml:space="preserve">Figure </w:t>
       </w:r>
-      <w:r>
-        <w:fldChar w:fldCharType="begin"/>
-      </w:r>
-      <w:r>
-        <w:instrText xml:space="preserve"> SEQ Figure \* ARABIC </w:instrText>
-      </w:r>
-      <w:r>
-        <w:fldChar w:fldCharType="separate"/>
-      </w:r>
-      <w:r>
-        <w:rPr>
-          <w:noProof/>
-        </w:rPr>
-        <w:t>1</w:t>
-      </w:r>
-      <w:r>
-        <w:fldChar w:fldCharType="end"/>
-      </w:r>
+      <w:fldSimple w:instr=" SEQ Figure \* ARABIC ">
+        <w:r>
+          <w:rPr>
+            <w:noProof/>
+          </w:rPr>
+          <w:t>1</w:t>
+        </w:r>
+      </w:fldSimple>
       <w:bookmarkEnd w:id="0"/>
       <w:r>
         <w:t xml:space="preserve"> - The MusicExplorer</w:t>
@@ -445,24 +432,14 @@
       <w:r>
         <w:t xml:space="preserve">Figure </w:t>
       </w:r>
-      <w:r>
-        <w:fldChar w:fldCharType="begin"/>
-      </w:r>
-      <w:r>
-        <w:instrText xml:space="preserve"> SEQ Figure \* ARABIC </w:instrText>
-      </w:r>
-      <w:r>
-        <w:fldChar w:fldCharType="separate"/>
-      </w:r>
-      <w:r>
-        <w:rPr>
-          <w:noProof/>
-        </w:rPr>
-        <w:t>2</w:t>
-      </w:r>
-      <w:r>
-        <w:fldChar w:fldCharType="end"/>
-      </w:r>
+      <w:fldSimple w:instr=" SEQ Figure \* ARABIC ">
+        <w:r>
+          <w:rPr>
+            <w:noProof/>
+          </w:rPr>
+          <w:t>2</w:t>
+        </w:r>
+      </w:fldSimple>
       <w:r>
         <w:t xml:space="preserve"> - The main operations of the app.</w:t>
       </w:r>
@@ -534,24 +511,14 @@
       <w:r>
         <w:t xml:space="preserve">Figure </w:t>
       </w:r>
-      <w:r>
-        <w:fldChar w:fldCharType="begin"/>
-      </w:r>
-      <w:r>
-        <w:instrText xml:space="preserve"> SEQ Figure \* ARABIC </w:instrText>
-      </w:r>
-      <w:r>
-        <w:fldChar w:fldCharType="separate"/>
-      </w:r>
-      <w:r>
-        <w:rPr>
-          <w:noProof/>
-        </w:rPr>
-        <w:t>3</w:t>
-      </w:r>
-      <w:r>
-        <w:fldChar w:fldCharType="end"/>
-      </w:r>
+      <w:fldSimple w:instr=" SEQ Figure \* ARABIC ">
+        <w:r>
+          <w:rPr>
+            <w:noProof/>
+          </w:rPr>
+          <w:t>3</w:t>
+        </w:r>
+      </w:fldSimple>
       <w:r>
         <w:t xml:space="preserve"> - The class hierarchy of web services.</w:t>
       </w:r>
@@ -667,24 +634,14 @@
       <w:r>
         <w:t xml:space="preserve">Figure </w:t>
       </w:r>
-      <w:r>
-        <w:fldChar w:fldCharType="begin"/>
-      </w:r>
-      <w:r>
-        <w:instrText xml:space="preserve"> SEQ Figure \* ARABIC </w:instrText>
-      </w:r>
-      <w:r>
-        <w:fldChar w:fldCharType="separate"/>
-      </w:r>
-      <w:r>
-        <w:rPr>
-          <w:noProof/>
-        </w:rPr>
-        <w:t>4</w:t>
-      </w:r>
-      <w:r>
-        <w:fldChar w:fldCharType="end"/>
-      </w:r>
+      <w:fldSimple w:instr=" SEQ Figure \* ARABIC ">
+        <w:r>
+          <w:rPr>
+            <w:noProof/>
+          </w:rPr>
+          <w:t>4</w:t>
+        </w:r>
+      </w:fldSimple>
       <w:r>
         <w:t xml:space="preserve"> - The </w:t>
       </w:r>
@@ -704,10 +661,7 @@
         </w:numPr>
       </w:pPr>
       <w:r>
-        <w:t xml:space="preserve">Layer 1: Shown in </w:t>
-      </w:r>
-      <w:r>
-        <w:t>purple, is the main page which acts as a flex container for the other layers.</w:t>
+        <w:t>Layer 1: Shown in purple, is the main page which acts as a flex container for the other layers.</w:t>
       </w:r>
     </w:p>
     <w:p>
@@ -791,27 +745,17 @@
       <w:r>
         <w:t xml:space="preserve"> in </w:t>
       </w:r>
-      <w:r>
-        <w:fldChar w:fldCharType="begin"/>
-      </w:r>
-      <w:r>
-        <w:instrText xml:space="preserve"> REF _Ref239531654 </w:instrText>
-      </w:r>
-      <w:r>
-        <w:fldChar w:fldCharType="separate"/>
-      </w:r>
-      <w:r>
-        <w:t xml:space="preserve">Figure </w:t>
-      </w:r>
-      <w:r>
-        <w:rPr>
-          <w:noProof/>
-        </w:rPr>
-        <w:t>1</w:t>
-      </w:r>
-      <w:r>
-        <w:fldChar w:fldCharType="end"/>
-      </w:r>
+      <w:fldSimple w:instr=" REF _Ref239531654 ">
+        <w:r>
+          <w:t xml:space="preserve">Figure </w:t>
+        </w:r>
+        <w:r>
+          <w:rPr>
+            <w:noProof/>
+          </w:rPr>
+          <w:t>1</w:t>
+        </w:r>
+      </w:fldSimple>
       <w:r>
         <w:t>)</w:t>
       </w:r>
@@ -1211,32 +1155,16 @@
       <w:r>
         <w:t xml:space="preserve">Listing </w:t>
       </w:r>
-      <w:r>
-        <w:fldChar w:fldCharType="begin"/>
-      </w:r>
-      <w:r>
-        <w:instrText xml:space="preserve"> SEQ Listing \* ARABIC </w:instrText>
-      </w:r>
-      <w:r>
-        <w:fldChar w:fldCharType="separate"/>
-      </w:r>
-      <w:r>
-        <w:rPr>
-          <w:noProof/>
-        </w:rPr>
-        <w:t>1</w:t>
-      </w:r>
-      <w:r>
-        <w:fldChar w:fldCharType="end"/>
-      </w:r>
-      <w:r>
-        <w:t xml:space="preserve">- The </w:t>
-      </w:r>
-      <w:r>
-        <w:t>class that manages the app’s persistent user settings</w:t>
-      </w:r>
-      <w:r>
-        <w:t>.</w:t>
+      <w:fldSimple w:instr=" SEQ Listing \* ARABIC ">
+        <w:r>
+          <w:rPr>
+            <w:noProof/>
+          </w:rPr>
+          <w:t>1</w:t>
+        </w:r>
+      </w:fldSimple>
+      <w:r>
+        <w:t>- The class that manages the app’s persistent user settings.</w:t>
       </w:r>
     </w:p>
     <w:p>
@@ -1357,178 +1285,472 @@
       <w:r>
         <w:t xml:space="preserve">Figure </w:t>
       </w:r>
-      <w:r>
-        <w:fldChar w:fldCharType="begin"/>
-      </w:r>
-      <w:r>
-        <w:instrText xml:space="preserve"> SEQ Figure \* ARABIC </w:instrText>
-      </w:r>
-      <w:r>
-        <w:fldChar w:fldCharType="separate"/>
-      </w:r>
-      <w:r>
-        <w:rPr>
-          <w:noProof/>
-        </w:rPr>
-        <w:t>5</w:t>
-      </w:r>
-      <w:r>
-        <w:fldChar w:fldCharType="end"/>
+      <w:fldSimple w:instr=" SEQ Figure \* ARABIC ">
+        <w:r>
+          <w:rPr>
+            <w:noProof/>
+          </w:rPr>
+          <w:t>5</w:t>
+        </w:r>
+      </w:fldSimple>
+      <w:r>
+        <w:t xml:space="preserve"> – </w:t>
+      </w:r>
+      <w:r>
+        <w:t>Using the browser’s Dev Tools to inspect</w:t>
+      </w:r>
+      <w:r>
+        <w:t xml:space="preserve"> user settings in Local Storage.</w:t>
+      </w:r>
+    </w:p>
+    <w:p>
+      <w:r>
+        <w:t>W</w:t>
+      </w:r>
+      <w:r>
+        <w:t xml:space="preserve">e load the Artist settings </w:t>
+      </w:r>
+      <w:r>
+        <w:t xml:space="preserve">during initialization </w:t>
+      </w:r>
+      <w:r>
+        <w:t>of the Home page</w:t>
+      </w:r>
+      <w:r>
+        <w:t>:</w:t>
+      </w:r>
+    </w:p>
+    <w:p>
+      <w:pPr>
+        <w:spacing w:after="0"/>
+        <w:rPr>
+          <w:rFonts w:ascii="Courier New" w:hAnsi="Courier New" w:cs="Courier New"/>
+          <w:noProof/>
+          <w:sz w:val="18"/>
+          <w:szCs w:val="18"/>
+        </w:rPr>
+      </w:pPr>
+      <w:r>
+        <w:rPr>
+          <w:rFonts w:ascii="Courier New" w:hAnsi="Courier New" w:cs="Courier New"/>
+          <w:noProof/>
+          <w:sz w:val="18"/>
+          <w:szCs w:val="18"/>
+        </w:rPr>
+        <w:t>protected override async Task OnAfterRenderAsync(bool firstRender)</w:t>
+      </w:r>
+    </w:p>
+    <w:p>
+      <w:pPr>
+        <w:spacing w:after="0"/>
+        <w:rPr>
+          <w:rFonts w:ascii="Courier New" w:hAnsi="Courier New" w:cs="Courier New"/>
+          <w:noProof/>
+          <w:sz w:val="18"/>
+          <w:szCs w:val="18"/>
+        </w:rPr>
+      </w:pPr>
+      <w:r>
+        <w:rPr>
+          <w:rFonts w:ascii="Courier New" w:hAnsi="Courier New" w:cs="Courier New"/>
+          <w:noProof/>
+          <w:sz w:val="18"/>
+          <w:szCs w:val="18"/>
+        </w:rPr>
+        <w:t>{</w:t>
+      </w:r>
+    </w:p>
+    <w:p>
+      <w:pPr>
+        <w:spacing w:after="0"/>
+        <w:rPr>
+          <w:rFonts w:ascii="Courier New" w:hAnsi="Courier New" w:cs="Courier New"/>
+          <w:noProof/>
+          <w:sz w:val="18"/>
+          <w:szCs w:val="18"/>
+        </w:rPr>
+      </w:pPr>
+      <w:r>
+        <w:rPr>
+          <w:rFonts w:ascii="Courier New" w:hAnsi="Courier New" w:cs="Courier New"/>
+          <w:noProof/>
+          <w:sz w:val="18"/>
+          <w:szCs w:val="18"/>
+        </w:rPr>
+        <w:t xml:space="preserve">  if (!firstRender) return;</w:t>
+      </w:r>
+    </w:p>
+    <w:p>
+      <w:pPr>
+        <w:spacing w:after="0"/>
+        <w:rPr>
+          <w:rFonts w:ascii="Courier New" w:hAnsi="Courier New" w:cs="Courier New"/>
+          <w:noProof/>
+          <w:sz w:val="18"/>
+          <w:szCs w:val="18"/>
+        </w:rPr>
+      </w:pPr>
+      <w:r>
+        <w:rPr>
+          <w:rFonts w:ascii="Courier New" w:hAnsi="Courier New" w:cs="Courier New"/>
+          <w:noProof/>
+          <w:sz w:val="18"/>
+          <w:szCs w:val="18"/>
+        </w:rPr>
+        <w:t xml:space="preserve">  artist = await persistentData.GetItemAsync&lt;string&gt;(PersistentData.ArtistKey) ?? "";</w:t>
+      </w:r>
+    </w:p>
+    <w:p>
+      <w:pPr>
+        <w:spacing w:after="0"/>
+        <w:rPr>
+          <w:rFonts w:ascii="Courier New" w:hAnsi="Courier New" w:cs="Courier New"/>
+          <w:noProof/>
+          <w:sz w:val="18"/>
+          <w:szCs w:val="18"/>
+        </w:rPr>
+      </w:pPr>
+      <w:r>
+        <w:rPr>
+          <w:rFonts w:ascii="Courier New" w:hAnsi="Courier New" w:cs="Courier New"/>
+          <w:noProof/>
+          <w:sz w:val="18"/>
+          <w:szCs w:val="18"/>
+        </w:rPr>
+        <w:t xml:space="preserve">  StateHasChanged();</w:t>
+      </w:r>
+    </w:p>
+    <w:p>
+      <w:pPr>
+        <w:spacing w:after="0"/>
+        <w:rPr>
+          <w:rFonts w:ascii="Courier New" w:hAnsi="Courier New" w:cs="Courier New"/>
+          <w:noProof/>
+          <w:sz w:val="18"/>
+          <w:szCs w:val="18"/>
+        </w:rPr>
+      </w:pPr>
+      <w:r>
+        <w:rPr>
+          <w:rFonts w:ascii="Courier New" w:hAnsi="Courier New" w:cs="Courier New"/>
+          <w:noProof/>
+          <w:sz w:val="18"/>
+          <w:szCs w:val="18"/>
+        </w:rPr>
+        <w:t>}</w:t>
+      </w:r>
+    </w:p>
+    <w:p>
+      <w:pPr>
+        <w:spacing w:after="0"/>
+        <w:rPr>
+          <w:rStyle w:val="code"/>
+        </w:rPr>
+      </w:pPr>
+    </w:p>
+    <w:p>
+      <w:pPr>
+        <w:pStyle w:val="Caption"/>
+      </w:pPr>
+      <w:r>
+        <w:t xml:space="preserve">Listing </w:t>
+      </w:r>
+      <w:fldSimple w:instr=" SEQ Listing \* ARABIC ">
+        <w:r>
+          <w:rPr>
+            <w:noProof/>
+          </w:rPr>
+          <w:t>2</w:t>
+        </w:r>
+      </w:fldSimple>
+      <w:r>
+        <w:t>- Loading settings at startup time.</w:t>
+      </w:r>
+    </w:p>
+    <w:p>
+      <w:r>
+        <w:t>Saving updated settings is just as easy</w:t>
+      </w:r>
+      <w:r>
+        <w:t>. We save the artist</w:t>
+      </w:r>
+      <w:r>
+        <w:t>’s</w:t>
+      </w:r>
+      <w:r>
+        <w:t xml:space="preserve"> name when the user clicks the Search button</w:t>
+      </w:r>
+      <w:r>
+        <w:t>:</w:t>
+      </w:r>
+    </w:p>
+    <w:p>
+      <w:pPr>
+        <w:spacing w:after="0"/>
+        <w:rPr>
+          <w:rFonts w:ascii="Courier New" w:hAnsi="Courier New" w:cs="Courier New"/>
+          <w:noProof/>
+          <w:sz w:val="18"/>
+          <w:szCs w:val="18"/>
+        </w:rPr>
+      </w:pPr>
+      <w:r>
+        <w:rPr>
+          <w:rFonts w:ascii="Courier New" w:hAnsi="Courier New" w:cs="Courier New"/>
+          <w:noProof/>
+          <w:sz w:val="18"/>
+          <w:szCs w:val="18"/>
+        </w:rPr>
+        <w:t xml:space="preserve"> async void SearchButton_Clicked(string theArtist)</w:t>
+      </w:r>
+    </w:p>
+    <w:p>
+      <w:pPr>
+        <w:spacing w:after="0"/>
+        <w:rPr>
+          <w:rFonts w:ascii="Courier New" w:hAnsi="Courier New" w:cs="Courier New"/>
+          <w:noProof/>
+          <w:sz w:val="18"/>
+          <w:szCs w:val="18"/>
+        </w:rPr>
+      </w:pPr>
+      <w:r>
+        <w:rPr>
+          <w:rFonts w:ascii="Courier New" w:hAnsi="Courier New" w:cs="Courier New"/>
+          <w:noProof/>
+          <w:sz w:val="18"/>
+          <w:szCs w:val="18"/>
+        </w:rPr>
+        <w:t xml:space="preserve"> {</w:t>
+      </w:r>
+    </w:p>
+    <w:p>
+      <w:pPr>
+        <w:spacing w:after="0"/>
+        <w:rPr>
+          <w:rFonts w:ascii="Courier New" w:hAnsi="Courier New" w:cs="Courier New"/>
+          <w:noProof/>
+          <w:sz w:val="18"/>
+          <w:szCs w:val="18"/>
+        </w:rPr>
+      </w:pPr>
+      <w:r>
+        <w:rPr>
+          <w:rFonts w:ascii="Courier New" w:hAnsi="Courier New" w:cs="Courier New"/>
+          <w:noProof/>
+          <w:sz w:val="18"/>
+          <w:szCs w:val="18"/>
+        </w:rPr>
+        <w:t xml:space="preserve">   artist = theArtist;</w:t>
+      </w:r>
+    </w:p>
+    <w:p>
+      <w:pPr>
+        <w:spacing w:after="0"/>
+        <w:rPr>
+          <w:rFonts w:ascii="Courier New" w:hAnsi="Courier New" w:cs="Courier New"/>
+          <w:noProof/>
+          <w:sz w:val="18"/>
+          <w:szCs w:val="18"/>
+        </w:rPr>
+      </w:pPr>
+      <w:r>
+        <w:rPr>
+          <w:rFonts w:ascii="Courier New" w:hAnsi="Courier New" w:cs="Courier New"/>
+          <w:noProof/>
+          <w:sz w:val="18"/>
+          <w:szCs w:val="18"/>
+        </w:rPr>
+        <w:t xml:space="preserve">   await persistentData.SetItemAsync(PersistentData.ArtistKey, artist);</w:t>
+      </w:r>
+    </w:p>
+    <w:p>
+      <w:pPr>
+        <w:spacing w:after="0"/>
+        <w:rPr>
+          <w:rFonts w:ascii="Courier New" w:hAnsi="Courier New" w:cs="Courier New"/>
+          <w:noProof/>
+          <w:sz w:val="18"/>
+          <w:szCs w:val="18"/>
+        </w:rPr>
+      </w:pPr>
+      <w:r>
+        <w:rPr>
+          <w:rFonts w:ascii="Courier New" w:hAnsi="Courier New" w:cs="Courier New"/>
+          <w:noProof/>
+          <w:sz w:val="18"/>
+          <w:szCs w:val="18"/>
+        </w:rPr>
+        <w:t xml:space="preserve">   mainContent!.FindArtistAlbums(artist);</w:t>
+      </w:r>
+    </w:p>
+    <w:p>
+      <w:pPr>
+        <w:spacing w:after="0"/>
+        <w:rPr>
+          <w:rFonts w:ascii="Courier New" w:hAnsi="Courier New" w:cs="Courier New"/>
+          <w:noProof/>
+          <w:sz w:val="18"/>
+          <w:szCs w:val="18"/>
+        </w:rPr>
+      </w:pPr>
+      <w:r>
+        <w:rPr>
+          <w:rFonts w:ascii="Courier New" w:hAnsi="Courier New" w:cs="Courier New"/>
+          <w:noProof/>
+          <w:sz w:val="18"/>
+          <w:szCs w:val="18"/>
+        </w:rPr>
+        <w:t xml:space="preserve"> }</w:t>
+      </w:r>
+    </w:p>
+    <w:p>
+      <w:pPr>
+        <w:spacing w:after="0"/>
+        <w:rPr>
+          <w:rStyle w:val="code"/>
+        </w:rPr>
+      </w:pPr>
+    </w:p>
+    <w:p>
+      <w:pPr>
+        <w:pStyle w:val="Caption"/>
+      </w:pPr>
+      <w:r>
+        <w:t xml:space="preserve">Listing </w:t>
+      </w:r>
+      <w:fldSimple w:instr=" SEQ Listing \* ARABIC ">
+        <w:r>
+          <w:rPr>
+            <w:noProof/>
+          </w:rPr>
+          <w:t>3</w:t>
+        </w:r>
+      </w:fldSimple>
+      <w:r>
+        <w:t>- Saving user settings.</w:t>
+      </w:r>
+    </w:p>
+    <w:p>
+      <w:pPr>
+        <w:pStyle w:val="Heading1"/>
+      </w:pPr>
+      <w:r>
+        <w:t>Showing HTTP Traffic</w:t>
+      </w:r>
+    </w:p>
+    <w:p>
+      <w:r>
+        <w:t xml:space="preserve">The MainContent component </w:t>
+      </w:r>
+      <w:r>
+        <w:t>uses</w:t>
       </w:r>
       <w:r>
         <w:t xml:space="preserve"> </w:t>
       </w:r>
       <w:r>
-        <w:t>–</w:t>
-      </w:r>
-      <w:r>
-        <w:t xml:space="preserve"> </w:t>
-      </w:r>
-      <w:r>
-        <w:t>Using the browser’s Dev Tools to inspect</w:t>
-      </w:r>
-      <w:r>
-        <w:t xml:space="preserve"> user settings in Local Storage</w:t>
-      </w:r>
-      <w:r>
-        <w:t>.</w:t>
-      </w:r>
-    </w:p>
-    <w:p>
-      <w:r>
-        <w:t>W</w:t>
-      </w:r>
-      <w:r>
-        <w:t xml:space="preserve">e load the Artist settings </w:t>
-      </w:r>
-      <w:r>
-        <w:t xml:space="preserve">during initialization </w:t>
-      </w:r>
-      <w:r>
-        <w:t>of the Home page</w:t>
-      </w:r>
-      <w:r>
-        <w:t>:</w:t>
-      </w:r>
-    </w:p>
-    <w:p>
-      <w:pPr>
-        <w:spacing w:after="0"/>
-        <w:rPr>
-          <w:rFonts w:ascii="Courier New" w:hAnsi="Courier New" w:cs="Courier New"/>
-          <w:noProof/>
-          <w:sz w:val="18"/>
-          <w:szCs w:val="18"/>
-        </w:rPr>
-      </w:pPr>
-      <w:r>
-        <w:rPr>
-          <w:rFonts w:ascii="Courier New" w:hAnsi="Courier New" w:cs="Courier New"/>
-          <w:noProof/>
-          <w:sz w:val="18"/>
-          <w:szCs w:val="18"/>
-        </w:rPr>
-        <w:t>protected override async Task OnAfterRenderAsync(bool firstRender)</w:t>
-      </w:r>
-    </w:p>
-    <w:p>
-      <w:pPr>
-        <w:spacing w:after="0"/>
-        <w:rPr>
-          <w:rFonts w:ascii="Courier New" w:hAnsi="Courier New" w:cs="Courier New"/>
-          <w:noProof/>
-          <w:sz w:val="18"/>
-          <w:szCs w:val="18"/>
-        </w:rPr>
-      </w:pPr>
-      <w:r>
-        <w:rPr>
-          <w:rFonts w:ascii="Courier New" w:hAnsi="Courier New" w:cs="Courier New"/>
-          <w:noProof/>
-          <w:sz w:val="18"/>
-          <w:szCs w:val="18"/>
-        </w:rPr>
-        <w:t>{</w:t>
-      </w:r>
-    </w:p>
-    <w:p>
-      <w:pPr>
-        <w:spacing w:after="0"/>
-        <w:rPr>
-          <w:rFonts w:ascii="Courier New" w:hAnsi="Courier New" w:cs="Courier New"/>
-          <w:noProof/>
-          <w:sz w:val="18"/>
-          <w:szCs w:val="18"/>
-        </w:rPr>
-      </w:pPr>
-      <w:r>
-        <w:rPr>
-          <w:rFonts w:ascii="Courier New" w:hAnsi="Courier New" w:cs="Courier New"/>
-          <w:noProof/>
-          <w:sz w:val="18"/>
-          <w:szCs w:val="18"/>
-        </w:rPr>
-        <w:t xml:space="preserve">  if (!firstRender) return;</w:t>
-      </w:r>
-    </w:p>
-    <w:p>
-      <w:pPr>
-        <w:spacing w:after="0"/>
-        <w:rPr>
-          <w:rFonts w:ascii="Courier New" w:hAnsi="Courier New" w:cs="Courier New"/>
-          <w:noProof/>
-          <w:sz w:val="18"/>
-          <w:szCs w:val="18"/>
-        </w:rPr>
-      </w:pPr>
-      <w:r>
-        <w:rPr>
-          <w:rFonts w:ascii="Courier New" w:hAnsi="Courier New" w:cs="Courier New"/>
-          <w:noProof/>
-          <w:sz w:val="18"/>
-          <w:szCs w:val="18"/>
-        </w:rPr>
-        <w:t xml:space="preserve">  artist = await persistentData.GetItemAsync&lt;string&gt;(PersistentData.ArtistKey) ?? "";</w:t>
-      </w:r>
-    </w:p>
-    <w:p>
-      <w:pPr>
-        <w:spacing w:after="0"/>
-        <w:rPr>
-          <w:rFonts w:ascii="Courier New" w:hAnsi="Courier New" w:cs="Courier New"/>
-          <w:noProof/>
-          <w:sz w:val="18"/>
-          <w:szCs w:val="18"/>
-        </w:rPr>
-      </w:pPr>
-      <w:r>
-        <w:rPr>
-          <w:rFonts w:ascii="Courier New" w:hAnsi="Courier New" w:cs="Courier New"/>
-          <w:noProof/>
-          <w:sz w:val="18"/>
-          <w:szCs w:val="18"/>
-        </w:rPr>
-        <w:t xml:space="preserve">  StateHasChanged();</w:t>
-      </w:r>
-    </w:p>
-    <w:p>
-      <w:pPr>
-        <w:spacing w:after="0"/>
-        <w:rPr>
-          <w:rFonts w:ascii="Courier New" w:hAnsi="Courier New" w:cs="Courier New"/>
-          <w:noProof/>
-          <w:sz w:val="18"/>
-          <w:szCs w:val="18"/>
-        </w:rPr>
-      </w:pPr>
-      <w:r>
-        <w:rPr>
-          <w:rFonts w:ascii="Courier New" w:hAnsi="Courier New" w:cs="Courier New"/>
-          <w:noProof/>
-          <w:sz w:val="18"/>
-          <w:szCs w:val="18"/>
-        </w:rPr>
-        <w:t>}</w:t>
+        <w:t xml:space="preserve">the </w:t>
+      </w:r>
+      <w:r>
+        <w:t xml:space="preserve">HTTP </w:t>
+      </w:r>
+      <w:r>
+        <w:t xml:space="preserve">services MusicBrainz, CoverArtArchive and LrcLib </w:t>
+      </w:r>
+      <w:r>
+        <w:t xml:space="preserve">to </w:t>
+      </w:r>
+      <w:r>
+        <w:t>get</w:t>
+      </w:r>
+      <w:r>
+        <w:t xml:space="preserve"> data</w:t>
+      </w:r>
+      <w:r>
+        <w:t>. In Blazor, which is based on ASP.NET, we don’t instantiate services directly. Instead, we tell the application Builder to create the service for us, as shown in the next listing.</w:t>
+      </w:r>
+    </w:p>
+    <w:p>
+      <w:pPr>
+        <w:spacing w:after="0"/>
+        <w:rPr>
+          <w:rFonts w:ascii="Courier New" w:hAnsi="Courier New" w:cs="Courier New"/>
+          <w:noProof/>
+          <w:sz w:val="18"/>
+          <w:szCs w:val="18"/>
+        </w:rPr>
+      </w:pPr>
+      <w:r>
+        <w:rPr>
+          <w:rFonts w:ascii="Courier New" w:hAnsi="Courier New" w:cs="Courier New"/>
+          <w:noProof/>
+          <w:sz w:val="18"/>
+          <w:szCs w:val="18"/>
+        </w:rPr>
+        <w:t>var builder = WebAssemblyHostBuilder.CreateDefault(args);</w:t>
+      </w:r>
+    </w:p>
+    <w:p>
+      <w:pPr>
+        <w:spacing w:after="0"/>
+        <w:rPr>
+          <w:rFonts w:ascii="Courier New" w:hAnsi="Courier New" w:cs="Courier New"/>
+          <w:noProof/>
+          <w:sz w:val="18"/>
+          <w:szCs w:val="18"/>
+        </w:rPr>
+      </w:pPr>
+      <w:r>
+        <w:rPr>
+          <w:rFonts w:ascii="Courier New" w:hAnsi="Courier New" w:cs="Courier New"/>
+          <w:noProof/>
+          <w:sz w:val="18"/>
+          <w:szCs w:val="18"/>
+        </w:rPr>
+        <w:t>//...</w:t>
+      </w:r>
+    </w:p>
+    <w:p>
+      <w:pPr>
+        <w:spacing w:after="0"/>
+        <w:rPr>
+          <w:rStyle w:val="code"/>
+        </w:rPr>
+      </w:pPr>
+      <w:r>
+        <w:rPr>
+          <w:rStyle w:val="code"/>
+        </w:rPr>
+        <w:t>builder.Services.AddHttpClient&lt;MusicBrainz&gt;();</w:t>
+      </w:r>
+    </w:p>
+    <w:p>
+      <w:pPr>
+        <w:spacing w:after="0"/>
+        <w:rPr>
+          <w:rStyle w:val="code"/>
+        </w:rPr>
+      </w:pPr>
+      <w:r>
+        <w:rPr>
+          <w:rStyle w:val="code"/>
+        </w:rPr>
+        <w:t>builder.Services.AddHttpClient&lt;CoverArtArchive&gt;();</w:t>
+      </w:r>
+    </w:p>
+    <w:p>
+      <w:pPr>
+        <w:spacing w:after="0"/>
+        <w:rPr>
+          <w:rStyle w:val="code"/>
+        </w:rPr>
+      </w:pPr>
+      <w:r>
+        <w:rPr>
+          <w:rStyle w:val="code"/>
+        </w:rPr>
+        <w:t>builder.Services.AddHttpClient&lt;LrcLib&gt;();</w:t>
       </w:r>
     </w:p>
     <w:p>
@@ -1546,362 +1768,16 @@
       <w:r>
         <w:t xml:space="preserve">Listing </w:t>
       </w:r>
-      <w:r>
-        <w:fldChar w:fldCharType="begin"/>
-      </w:r>
-      <w:r>
-        <w:instrText xml:space="preserve"> SEQ Listing \* ARABIC </w:instrText>
-      </w:r>
-      <w:r>
-        <w:fldChar w:fldCharType="separate"/>
-      </w:r>
-      <w:r>
-        <w:rPr>
-          <w:noProof/>
-        </w:rPr>
-        <w:t>2</w:t>
-      </w:r>
-      <w:r>
-        <w:fldChar w:fldCharType="end"/>
-      </w:r>
-      <w:r>
-        <w:t>- Loading settings at startup time.</w:t>
-      </w:r>
-    </w:p>
-    <w:p>
-      <w:r>
-        <w:t>Saving updated settings is just as easy</w:t>
-      </w:r>
-      <w:r>
-        <w:t>. We save the artist</w:t>
-      </w:r>
-      <w:r>
-        <w:t>’s</w:t>
-      </w:r>
-      <w:r>
-        <w:t xml:space="preserve"> name when the user clicks the Search button</w:t>
-      </w:r>
-      <w:r>
-        <w:t>:</w:t>
-      </w:r>
-    </w:p>
-    <w:p>
-      <w:pPr>
-        <w:spacing w:after="0"/>
-        <w:rPr>
-          <w:rFonts w:ascii="Courier New" w:hAnsi="Courier New" w:cs="Courier New"/>
-          <w:noProof/>
-          <w:sz w:val="18"/>
-          <w:szCs w:val="18"/>
-        </w:rPr>
-      </w:pPr>
-      <w:r>
-        <w:rPr>
-          <w:rFonts w:ascii="Courier New" w:hAnsi="Courier New" w:cs="Courier New"/>
-          <w:noProof/>
-          <w:sz w:val="18"/>
-          <w:szCs w:val="18"/>
-        </w:rPr>
-        <w:t xml:space="preserve"> async void SearchButton_Clicked(string theArtist)</w:t>
-      </w:r>
-    </w:p>
-    <w:p>
-      <w:pPr>
-        <w:spacing w:after="0"/>
-        <w:rPr>
-          <w:rFonts w:ascii="Courier New" w:hAnsi="Courier New" w:cs="Courier New"/>
-          <w:noProof/>
-          <w:sz w:val="18"/>
-          <w:szCs w:val="18"/>
-        </w:rPr>
-      </w:pPr>
-      <w:r>
-        <w:rPr>
-          <w:rFonts w:ascii="Courier New" w:hAnsi="Courier New" w:cs="Courier New"/>
-          <w:noProof/>
-          <w:sz w:val="18"/>
-          <w:szCs w:val="18"/>
-        </w:rPr>
-        <w:t xml:space="preserve"> {</w:t>
-      </w:r>
-    </w:p>
-    <w:p>
-      <w:pPr>
-        <w:spacing w:after="0"/>
-        <w:rPr>
-          <w:rFonts w:ascii="Courier New" w:hAnsi="Courier New" w:cs="Courier New"/>
-          <w:noProof/>
-          <w:sz w:val="18"/>
-          <w:szCs w:val="18"/>
-        </w:rPr>
-      </w:pPr>
-      <w:r>
-        <w:rPr>
-          <w:rFonts w:ascii="Courier New" w:hAnsi="Courier New" w:cs="Courier New"/>
-          <w:noProof/>
-          <w:sz w:val="18"/>
-          <w:szCs w:val="18"/>
-        </w:rPr>
-        <w:t xml:space="preserve">   artist = theArtist;</w:t>
-      </w:r>
-    </w:p>
-    <w:p>
-      <w:pPr>
-        <w:spacing w:after="0"/>
-        <w:rPr>
-          <w:rFonts w:ascii="Courier New" w:hAnsi="Courier New" w:cs="Courier New"/>
-          <w:noProof/>
-          <w:sz w:val="18"/>
-          <w:szCs w:val="18"/>
-        </w:rPr>
-      </w:pPr>
-      <w:r>
-        <w:rPr>
-          <w:rFonts w:ascii="Courier New" w:hAnsi="Courier New" w:cs="Courier New"/>
-          <w:noProof/>
-          <w:sz w:val="18"/>
-          <w:szCs w:val="18"/>
-        </w:rPr>
-        <w:t xml:space="preserve">   await persistentData.SetItemAsync(PersistentData.ArtistKey, artist);</w:t>
-      </w:r>
-    </w:p>
-    <w:p>
-      <w:pPr>
-        <w:spacing w:after="0"/>
-        <w:rPr>
-          <w:rFonts w:ascii="Courier New" w:hAnsi="Courier New" w:cs="Courier New"/>
-          <w:noProof/>
-          <w:sz w:val="18"/>
-          <w:szCs w:val="18"/>
-        </w:rPr>
-      </w:pPr>
-      <w:r>
-        <w:rPr>
-          <w:rFonts w:ascii="Courier New" w:hAnsi="Courier New" w:cs="Courier New"/>
-          <w:noProof/>
-          <w:sz w:val="18"/>
-          <w:szCs w:val="18"/>
-        </w:rPr>
-        <w:t xml:space="preserve">   mainContent!.FindArtistAlbums(artist);</w:t>
-      </w:r>
-    </w:p>
-    <w:p>
-      <w:pPr>
-        <w:spacing w:after="0"/>
-        <w:rPr>
-          <w:rFonts w:ascii="Courier New" w:hAnsi="Courier New" w:cs="Courier New"/>
-          <w:noProof/>
-          <w:sz w:val="18"/>
-          <w:szCs w:val="18"/>
-        </w:rPr>
-      </w:pPr>
-      <w:r>
-        <w:rPr>
-          <w:rFonts w:ascii="Courier New" w:hAnsi="Courier New" w:cs="Courier New"/>
-          <w:noProof/>
-          <w:sz w:val="18"/>
-          <w:szCs w:val="18"/>
-        </w:rPr>
-        <w:t xml:space="preserve"> }</w:t>
-      </w:r>
-    </w:p>
-    <w:p>
-      <w:pPr>
-        <w:spacing w:after="0"/>
-        <w:rPr>
-          <w:rStyle w:val="code"/>
-        </w:rPr>
-      </w:pPr>
-    </w:p>
-    <w:p>
-      <w:pPr>
-        <w:pStyle w:val="Caption"/>
-      </w:pPr>
-      <w:r>
-        <w:t xml:space="preserve">Listing </w:t>
-      </w:r>
-      <w:r>
-        <w:fldChar w:fldCharType="begin"/>
-      </w:r>
-      <w:r>
-        <w:instrText xml:space="preserve"> SEQ Listing \* ARABIC </w:instrText>
-      </w:r>
-      <w:r>
-        <w:fldChar w:fldCharType="separate"/>
-      </w:r>
-      <w:r>
-        <w:rPr>
-          <w:noProof/>
-        </w:rPr>
-        <w:t>3</w:t>
-      </w:r>
-      <w:r>
-        <w:fldChar w:fldCharType="end"/>
-      </w:r>
-      <w:r>
-        <w:t>- Saving user settings.</w:t>
-      </w:r>
-    </w:p>
-    <w:p>
-      <w:pPr>
-        <w:pStyle w:val="Heading1"/>
-      </w:pPr>
-      <w:r>
-        <w:t>Showing HTTP Traffic</w:t>
-      </w:r>
-    </w:p>
-    <w:p>
-      <w:r>
-        <w:t xml:space="preserve">The MainContent component </w:t>
-      </w:r>
-      <w:r>
-        <w:t>uses</w:t>
-      </w:r>
-      <w:r>
-        <w:t xml:space="preserve"> </w:t>
-      </w:r>
-      <w:r>
-        <w:t xml:space="preserve">the </w:t>
-      </w:r>
-      <w:r>
-        <w:t xml:space="preserve">HTTP </w:t>
-      </w:r>
-      <w:r>
-        <w:t xml:space="preserve">services MusicBrainz, CoverArtArchive and LrcLib </w:t>
-      </w:r>
-      <w:r>
-        <w:t xml:space="preserve">to </w:t>
-      </w:r>
-      <w:r>
-        <w:t>get</w:t>
-      </w:r>
-      <w:r>
-        <w:t xml:space="preserve"> data</w:t>
-      </w:r>
-      <w:r>
-        <w:t>. In Blazor, which is based on ASP.NET, we don’t instantiate services directly. Instead, we tell the application Builder to create the service for us, as shown in the next listing.</w:t>
-      </w:r>
-    </w:p>
-    <w:p>
-      <w:pPr>
-        <w:spacing w:after="0"/>
-        <w:rPr>
-          <w:rFonts w:ascii="Courier New" w:hAnsi="Courier New" w:cs="Courier New"/>
-          <w:noProof/>
-          <w:sz w:val="18"/>
-          <w:szCs w:val="18"/>
-        </w:rPr>
-      </w:pPr>
-      <w:r>
-        <w:rPr>
-          <w:rFonts w:ascii="Courier New" w:hAnsi="Courier New" w:cs="Courier New"/>
-          <w:noProof/>
-          <w:sz w:val="18"/>
-          <w:szCs w:val="18"/>
-        </w:rPr>
-        <w:t>var builder = WebAssemblyHostBuilder.CreateDefault(args);</w:t>
-      </w:r>
-    </w:p>
-    <w:p>
-      <w:pPr>
-        <w:spacing w:after="0"/>
-        <w:rPr>
-          <w:rFonts w:ascii="Courier New" w:hAnsi="Courier New" w:cs="Courier New"/>
-          <w:noProof/>
-          <w:sz w:val="18"/>
-          <w:szCs w:val="18"/>
-        </w:rPr>
-      </w:pPr>
-      <w:r>
-        <w:rPr>
-          <w:rFonts w:ascii="Courier New" w:hAnsi="Courier New" w:cs="Courier New"/>
-          <w:noProof/>
-          <w:sz w:val="18"/>
-          <w:szCs w:val="18"/>
-        </w:rPr>
-        <w:t>//...</w:t>
-      </w:r>
-    </w:p>
-    <w:p>
-      <w:pPr>
-        <w:spacing w:after="0"/>
-        <w:rPr>
-          <w:rStyle w:val="code"/>
-        </w:rPr>
-      </w:pPr>
-      <w:r>
-        <w:rPr>
-          <w:rStyle w:val="code"/>
-        </w:rPr>
-        <w:t>builder.Services.AddHttpClient&lt;MusicBrainz&gt;();</w:t>
-      </w:r>
-    </w:p>
-    <w:p>
-      <w:pPr>
-        <w:spacing w:after="0"/>
-        <w:rPr>
-          <w:rStyle w:val="code"/>
-        </w:rPr>
-      </w:pPr>
-      <w:r>
-        <w:rPr>
-          <w:rStyle w:val="code"/>
-        </w:rPr>
-        <w:t>builder.Services.AddHttpClient&lt;CoverArtArchive&gt;();</w:t>
-      </w:r>
-    </w:p>
-    <w:p>
-      <w:pPr>
-        <w:spacing w:after="0"/>
-        <w:rPr>
-          <w:rStyle w:val="code"/>
-        </w:rPr>
-      </w:pPr>
-      <w:r>
-        <w:rPr>
-          <w:rStyle w:val="code"/>
-        </w:rPr>
-        <w:t>builder.Services.AddHttpClient&lt;LrcLib&gt;();</w:t>
-      </w:r>
-    </w:p>
-    <w:p>
-      <w:pPr>
-        <w:spacing w:after="0"/>
-        <w:rPr>
-          <w:rStyle w:val="code"/>
-        </w:rPr>
-      </w:pPr>
-    </w:p>
-    <w:p>
-      <w:pPr>
-        <w:pStyle w:val="Caption"/>
-      </w:pPr>
-      <w:r>
-        <w:t xml:space="preserve">Listing </w:t>
-      </w:r>
-      <w:r>
-        <w:fldChar w:fldCharType="begin"/>
-      </w:r>
-      <w:r>
-        <w:instrText xml:space="preserve"> SEQ Listing \* ARABIC </w:instrText>
-      </w:r>
-      <w:r>
-        <w:fldChar w:fldCharType="separate"/>
-      </w:r>
-      <w:r>
-        <w:rPr>
-          <w:noProof/>
-        </w:rPr>
-        <w:t>4</w:t>
-      </w:r>
-      <w:r>
-        <w:fldChar w:fldCharType="end"/>
-      </w:r>
-      <w:r>
-        <w:t xml:space="preserve">- </w:t>
-      </w:r>
-      <w:r>
-        <w:t>Call the app Builder in Program.cs to instantiate our HTTP web services.</w:t>
+      <w:fldSimple w:instr=" SEQ Listing \* ARABIC ">
+        <w:r>
+          <w:rPr>
+            <w:noProof/>
+          </w:rPr>
+          <w:t>4</w:t>
+        </w:r>
+      </w:fldSimple>
+      <w:r>
+        <w:t>- Call the app Builder in Program.cs to instantiate our HTTP web services.</w:t>
       </w:r>
     </w:p>
     <w:p>
@@ -1978,24 +1854,14 @@
       <w:r>
         <w:t xml:space="preserve">Figure </w:t>
       </w:r>
-      <w:r>
-        <w:fldChar w:fldCharType="begin"/>
-      </w:r>
-      <w:r>
-        <w:instrText xml:space="preserve"> SEQ Figure \* ARABIC </w:instrText>
-      </w:r>
-      <w:r>
-        <w:fldChar w:fldCharType="separate"/>
-      </w:r>
-      <w:r>
-        <w:rPr>
-          <w:noProof/>
-        </w:rPr>
-        <w:t>6</w:t>
-      </w:r>
-      <w:r>
-        <w:fldChar w:fldCharType="end"/>
-      </w:r>
+      <w:fldSimple w:instr=" SEQ Figure \* ARABIC ">
+        <w:r>
+          <w:rPr>
+            <w:noProof/>
+          </w:rPr>
+          <w:t>6</w:t>
+        </w:r>
+      </w:fldSimple>
       <w:r>
         <w:t xml:space="preserve"> – The events exposed by the </w:t>
       </w:r>
@@ -2402,63 +2268,35 @@
       <w:r>
         <w:t xml:space="preserve">Listing </w:t>
       </w:r>
-      <w:r>
-        <w:fldChar w:fldCharType="begin"/>
-      </w:r>
-      <w:r>
-        <w:instrText xml:space="preserve"> SEQ Listing \* ARABIC </w:instrText>
-      </w:r>
-      <w:r>
-        <w:fldChar w:fldCharType="separate"/>
-      </w:r>
-      <w:r>
-        <w:rPr>
-          <w:noProof/>
-        </w:rPr>
-        <w:t>5</w:t>
-      </w:r>
-      <w:r>
-        <w:fldChar w:fldCharType="end"/>
-      </w:r>
-      <w:r>
-        <w:t xml:space="preserve">- </w:t>
-      </w:r>
-      <w:r>
-        <w:t xml:space="preserve">The code in Home.razor that </w:t>
+      <w:fldSimple w:instr=" SEQ Listing \* ARABIC ">
+        <w:r>
+          <w:rPr>
+            <w:noProof/>
+          </w:rPr>
+          <w:t>5</w:t>
+        </w:r>
+      </w:fldSimple>
+      <w:r>
+        <w:t xml:space="preserve">- The code in Home.razor that </w:t>
       </w:r>
       <w:r>
         <w:t>deals with</w:t>
       </w:r>
       <w:r>
-        <w:t xml:space="preserve"> the ProgressChanged event</w:t>
-      </w:r>
-      <w:r>
-        <w:t>.</w:t>
-      </w:r>
-    </w:p>
-    <w:p>
-      <w:pPr>
-        <w:spacing w:after="0"/>
-        <w:rPr>
-          <w:rStyle w:val="code"/>
-        </w:rPr>
-      </w:pPr>
-    </w:p>
-    <w:p>
-      <w:r>
-        <w:t xml:space="preserve">The other two events </w:t>
-      </w:r>
-      <w:r>
-        <w:t xml:space="preserve">– LogMessage and LogException </w:t>
-      </w:r>
-      <w:r>
-        <w:t>–</w:t>
-      </w:r>
-      <w:r>
-        <w:t xml:space="preserve"> </w:t>
-      </w:r>
-      <w:r>
-        <w:t>are handled by MainContent by updating the HTTP Log.</w:t>
+        <w:t xml:space="preserve"> the ProgressChanged event.</w:t>
+      </w:r>
+    </w:p>
+    <w:p>
+      <w:pPr>
+        <w:spacing w:after="0"/>
+        <w:rPr>
+          <w:rStyle w:val="code"/>
+        </w:rPr>
+      </w:pPr>
+    </w:p>
+    <w:p>
+      <w:r>
+        <w:t>The other two events – LogMessage and LogException – are handled by MainContent by updating the HTTP Log.</w:t>
       </w:r>
     </w:p>
     <w:p>
@@ -2696,44 +2534,16 @@
       <w:r>
         <w:t xml:space="preserve">Listing </w:t>
       </w:r>
-      <w:r>
-        <w:fldChar w:fldCharType="begin"/>
-      </w:r>
-      <w:r>
-        <w:instrText xml:space="preserve"> SEQ Listing \* ARABIC </w:instrText>
-      </w:r>
-      <w:r>
-        <w:fldChar w:fldCharType="separate"/>
-      </w:r>
-      <w:r>
-        <w:rPr>
-          <w:noProof/>
-        </w:rPr>
-        <w:t>6</w:t>
-      </w:r>
-      <w:r>
-        <w:fldChar w:fldCharType="end"/>
-      </w:r>
-      <w:r>
-        <w:t xml:space="preserve">- The code in </w:t>
-      </w:r>
-      <w:r>
-        <w:t>MainContent</w:t>
-      </w:r>
-      <w:r>
-        <w:t xml:space="preserve">.razor that handles the </w:t>
-      </w:r>
-      <w:r>
-        <w:t>LogMessage and LogException</w:t>
-      </w:r>
-      <w:r>
-        <w:t xml:space="preserve"> event</w:t>
-      </w:r>
-      <w:r>
-        <w:t>s</w:t>
-      </w:r>
-      <w:r>
-        <w:t>.</w:t>
+      <w:fldSimple w:instr=" SEQ Listing \* ARABIC ">
+        <w:r>
+          <w:rPr>
+            <w:noProof/>
+          </w:rPr>
+          <w:t>6</w:t>
+        </w:r>
+      </w:fldSimple>
+      <w:r>
+        <w:t>- The code in MainContent.razor that handles the LogMessage and LogException events.</w:t>
       </w:r>
     </w:p>
     <w:p>
@@ -2861,24 +2671,14 @@
       <w:r>
         <w:t xml:space="preserve">Figure </w:t>
       </w:r>
-      <w:r>
-        <w:fldChar w:fldCharType="begin"/>
-      </w:r>
-      <w:r>
-        <w:instrText xml:space="preserve"> SEQ Figure \* ARABIC </w:instrText>
-      </w:r>
-      <w:r>
-        <w:fldChar w:fldCharType="separate"/>
-      </w:r>
-      <w:r>
-        <w:rPr>
-          <w:noProof/>
-        </w:rPr>
-        <w:t>7</w:t>
-      </w:r>
-      <w:r>
-        <w:fldChar w:fldCharType="end"/>
-      </w:r>
+      <w:fldSimple w:instr=" SEQ Figure \* ARABIC ">
+        <w:r>
+          <w:rPr>
+            <w:noProof/>
+          </w:rPr>
+          <w:t>7</w:t>
+        </w:r>
+      </w:fldSimple>
       <w:r>
         <w:t xml:space="preserve"> – The HTTP Log showing a communication error in red.</w:t>
       </w:r>
@@ -2934,12 +2734,23 @@
     </w:p>
     <w:p>
       <w:r>
-        <w:t>There are many aspects of Blazor I didn’t cover here, including the syntax of razor files, how to handle dialog boxes. For all the details, see the source code on GitHub.</w:t>
+        <w:t xml:space="preserve">There are many aspects of Blazor I didn’t cover here, including the syntax of razor files, how to handle dialog boxes. For all the details, see the </w:t>
+      </w:r>
+      <w:hyperlink r:id="rId17" w:history="1">
+        <w:r>
+          <w:rPr>
+            <w:rStyle w:val="Hyperlink"/>
+          </w:rPr>
+          <w:t>source code</w:t>
+        </w:r>
+      </w:hyperlink>
+      <w:r>
+        <w:t xml:space="preserve"> on GitHub.</w:t>
       </w:r>
     </w:p>
     <w:p/>
     <w:sectPr>
-      <w:footerReference w:type="default" r:id="rId17"/>
+      <w:footerReference w:type="default" r:id="rId18"/>
       <w:pgSz w:w="12240" w:h="15840"/>
       <w:pgMar w:top="720" w:right="990" w:bottom="720" w:left="1170" w:header="720" w:footer="720" w:gutter="0"/>
       <w:cols w:space="720"/>
@@ -3908,6 +3719,7 @@
   <w:style w:type="character" w:default="1" w:styleId="DefaultParagraphFont">
     <w:name w:val="Default Paragraph Font"/>
     <w:uiPriority w:val="1"/>
+    <w:semiHidden/>
     <w:unhideWhenUsed/>
   </w:style>
   <w:style w:type="table" w:default="1" w:styleId="TableNormal">

--- a/Docs/MusicExplorerWasm.docx
+++ b/Docs/MusicExplorerWasm.docx
@@ -11,8 +11,13 @@
         <w:t>Music Explorer</w:t>
       </w:r>
       <w:r>
-        <w:t xml:space="preserve"> Wasm</w:t>
-      </w:r>
+        <w:t xml:space="preserve"> </w:t>
+      </w:r>
+      <w:proofErr w:type="spellStart"/>
+      <w:r>
+        <w:t>Wasm</w:t>
+      </w:r>
+      <w:proofErr w:type="spellEnd"/>
     </w:p>
     <w:p>
       <w:pPr>
@@ -116,7 +121,11 @@
         <w:t xml:space="preserve">virtually </w:t>
       </w:r>
       <w:r>
-        <w:t xml:space="preserve">all the other web frameworks is its native support for C#. You can develop most or even all a web project using solely C#. Blazor components are made up by </w:t>
+        <w:t xml:space="preserve">all the other web frameworks is its native support for C#. You can develop most or even all a web project using solely C#. Blazor components are made up </w:t>
+      </w:r>
+      <w:proofErr w:type="gramStart"/>
+      <w:r>
+        <w:t xml:space="preserve">by </w:t>
       </w:r>
       <w:r>
         <w:rPr>
@@ -124,6 +133,7 @@
         </w:rPr>
         <w:t>.razor</w:t>
       </w:r>
+      <w:proofErr w:type="gramEnd"/>
       <w:r>
         <w:t xml:space="preserve"> files, which combine HTML-like markup with C#. Most Blazor projects have the traditional client-server architecture, where much of the code runs on the server and the client handles the UI. </w:t>
       </w:r>
@@ -137,7 +147,15 @@
         <w:t>. The client C# code is compiled into Web Assembly</w:t>
       </w:r>
       <w:r>
-        <w:t xml:space="preserve"> (Wasm)</w:t>
+        <w:t xml:space="preserve"> (</w:t>
+      </w:r>
+      <w:proofErr w:type="spellStart"/>
+      <w:r>
+        <w:t>Wasm</w:t>
+      </w:r>
+      <w:proofErr w:type="spellEnd"/>
+      <w:r>
+        <w:t>)</w:t>
       </w:r>
       <w:r>
         <w:t xml:space="preserve"> and executed at near-native speed. Standalone projects represent sort of a middle ground between native apps and traditional web apps. </w:t>
@@ -148,8 +166,13 @@
         <w:t xml:space="preserve">To illustrate the power of </w:t>
       </w:r>
       <w:r>
-        <w:t>Blazor Wasm</w:t>
-      </w:r>
+        <w:t xml:space="preserve">Blazor </w:t>
+      </w:r>
+      <w:proofErr w:type="spellStart"/>
+      <w:r>
+        <w:t>Wasm</w:t>
+      </w:r>
+      <w:proofErr w:type="spellEnd"/>
       <w:r>
         <w:t xml:space="preserve">, I’ll </w:t>
       </w:r>
@@ -169,11 +192,16 @@
         <w:t xml:space="preserve"> called</w:t>
       </w:r>
       <w:r>
-        <w:t xml:space="preserve"> MusicExplorer</w:t>
+        <w:t xml:space="preserve"> </w:t>
+      </w:r>
+      <w:proofErr w:type="spellStart"/>
+      <w:r>
+        <w:t>MusicExplorer</w:t>
       </w:r>
       <w:r>
         <w:t>Wasm</w:t>
       </w:r>
+      <w:proofErr w:type="spellEnd"/>
       <w:r>
         <w:t xml:space="preserve">. </w:t>
       </w:r>
@@ -244,10 +272,18 @@
       </w:fldSimple>
       <w:bookmarkEnd w:id="0"/>
       <w:r>
-        <w:t xml:space="preserve"> - The MusicExplorer</w:t>
-      </w:r>
-      <w:r>
-        <w:t xml:space="preserve">Wasm </w:t>
+        <w:t xml:space="preserve"> - The </w:t>
+      </w:r>
+      <w:proofErr w:type="spellStart"/>
+      <w:r>
+        <w:t>MusicExplorer</w:t>
+      </w:r>
+      <w:r>
+        <w:t>Wasm</w:t>
+      </w:r>
+      <w:proofErr w:type="spellEnd"/>
+      <w:r>
+        <w:t xml:space="preserve"> </w:t>
       </w:r>
       <w:r>
         <w:t>interface.</w:t>
@@ -256,7 +292,15 @@
     <w:p>
       <w:r>
         <w:lastRenderedPageBreak/>
-        <w:t xml:space="preserve">If it weren’t for the browser bar at the top, MusicExplorerWasm could almost pass for the </w:t>
+        <w:t xml:space="preserve">If it weren’t for the browser bar at the top, </w:t>
+      </w:r>
+      <w:proofErr w:type="spellStart"/>
+      <w:r>
+        <w:t>MusicExplorerWasm</w:t>
+      </w:r>
+      <w:proofErr w:type="spellEnd"/>
+      <w:r>
+        <w:t xml:space="preserve"> could almost pass for the </w:t>
       </w:r>
       <w:hyperlink r:id="rId9" w:history="1">
         <w:r>
@@ -306,12 +350,14 @@
         <w:t xml:space="preserve">To simplify the layout coding, I used </w:t>
       </w:r>
       <w:hyperlink r:id="rId10" w:history="1">
+        <w:proofErr w:type="spellStart"/>
         <w:r>
           <w:rPr>
             <w:rStyle w:val="Hyperlink"/>
           </w:rPr>
           <w:t>MudBlazor</w:t>
         </w:r>
+        <w:proofErr w:type="spellEnd"/>
       </w:hyperlink>
       <w:r>
         <w:t xml:space="preserve"> components, which are free and open source. </w:t>
@@ -345,7 +391,15 @@
         </w:numPr>
       </w:pPr>
       <w:r>
-        <w:t>Searching for an artist. The MusicBrainz web service is called to get a list of albums.</w:t>
+        <w:t xml:space="preserve">Searching for an artist. The </w:t>
+      </w:r>
+      <w:proofErr w:type="spellStart"/>
+      <w:r>
+        <w:t>MusicBrainz</w:t>
+      </w:r>
+      <w:proofErr w:type="spellEnd"/>
+      <w:r>
+        <w:t xml:space="preserve"> web service is called to get a list of albums.</w:t>
       </w:r>
     </w:p>
     <w:p>
@@ -357,13 +411,29 @@
         </w:numPr>
       </w:pPr>
       <w:r>
-        <w:t>Selecting an album. The MusicBrainz web service is called to get the album details</w:t>
+        <w:t xml:space="preserve">Selecting an album. The </w:t>
+      </w:r>
+      <w:proofErr w:type="spellStart"/>
+      <w:r>
+        <w:t>MusicBrainz</w:t>
+      </w:r>
+      <w:proofErr w:type="spellEnd"/>
+      <w:r>
+        <w:t xml:space="preserve"> web service is called to get the album details</w:t>
       </w:r>
       <w:r>
         <w:t>, including the tracks</w:t>
       </w:r>
       <w:r>
-        <w:t>. The CoverArtArchive service is called to get the cover art image.</w:t>
+        <w:t xml:space="preserve">. The </w:t>
+      </w:r>
+      <w:proofErr w:type="spellStart"/>
+      <w:r>
+        <w:t>CoverArtArchive</w:t>
+      </w:r>
+      <w:proofErr w:type="spellEnd"/>
+      <w:r>
+        <w:t xml:space="preserve"> service is called to get the cover art image.</w:t>
       </w:r>
     </w:p>
     <w:p>
@@ -375,7 +445,15 @@
         </w:numPr>
       </w:pPr>
       <w:r>
-        <w:t>Selecting a song. The LrcLib service is called to get the song lyrics.</w:t>
+        <w:t xml:space="preserve">Selecting a song. The </w:t>
+      </w:r>
+      <w:proofErr w:type="spellStart"/>
+      <w:r>
+        <w:t>LrcLib</w:t>
+      </w:r>
+      <w:proofErr w:type="spellEnd"/>
+      <w:r>
+        <w:t xml:space="preserve"> service is called to get the song lyrics.</w:t>
       </w:r>
     </w:p>
     <w:p>
@@ -550,8 +628,13 @@
       <w:r>
         <w:t xml:space="preserve">s </w:t>
       </w:r>
-      <w:r>
-        <w:t xml:space="preserve">MudStack </w:t>
+      <w:proofErr w:type="spellStart"/>
+      <w:r>
+        <w:t>MudStack</w:t>
+      </w:r>
+      <w:proofErr w:type="spellEnd"/>
+      <w:r>
+        <w:t xml:space="preserve"> </w:t>
       </w:r>
       <w:r>
         <w:t>components</w:t>
@@ -797,11 +880,16 @@
     </w:p>
     <w:p>
       <w:r>
-        <w:t>Applications sometimes save user data for subsequent runs. In the case of MusicExplorer</w:t>
+        <w:t xml:space="preserve">Applications sometimes save user data for subsequent runs. In the case of </w:t>
+      </w:r>
+      <w:proofErr w:type="spellStart"/>
+      <w:r>
+        <w:t>MusicExplorer</w:t>
       </w:r>
       <w:r>
         <w:t>Wasm</w:t>
       </w:r>
+      <w:proofErr w:type="spellEnd"/>
       <w:r>
         <w:t xml:space="preserve">, we save the </w:t>
       </w:r>
@@ -824,7 +912,15 @@
         <w:t xml:space="preserve"> so the user doesn’t have to reenter it.</w:t>
       </w:r>
       <w:r>
-        <w:t xml:space="preserve"> Reading and writing data is managed by class PersistentData, which uses the browser’s Local Storage with the following code:</w:t>
+        <w:t xml:space="preserve"> Reading and writing data is managed by class </w:t>
+      </w:r>
+      <w:proofErr w:type="spellStart"/>
+      <w:r>
+        <w:t>PersistentData</w:t>
+      </w:r>
+      <w:proofErr w:type="spellEnd"/>
+      <w:r>
+        <w:t>, which uses the browser’s Local Storage with the following code:</w:t>
       </w:r>
     </w:p>
     <w:p>
@@ -1641,7 +1737,15 @@
     </w:p>
     <w:p>
       <w:r>
-        <w:t xml:space="preserve">The MainContent component </w:t>
+        <w:t xml:space="preserve">The </w:t>
+      </w:r>
+      <w:proofErr w:type="spellStart"/>
+      <w:r>
+        <w:t>MainContent</w:t>
+      </w:r>
+      <w:proofErr w:type="spellEnd"/>
+      <w:r>
+        <w:t xml:space="preserve"> component </w:t>
       </w:r>
       <w:r>
         <w:t>uses</w:t>
@@ -1656,7 +1760,31 @@
         <w:t xml:space="preserve">HTTP </w:t>
       </w:r>
       <w:r>
-        <w:t xml:space="preserve">services MusicBrainz, CoverArtArchive and LrcLib </w:t>
+        <w:t xml:space="preserve">services </w:t>
+      </w:r>
+      <w:proofErr w:type="spellStart"/>
+      <w:r>
+        <w:t>MusicBrainz</w:t>
+      </w:r>
+      <w:proofErr w:type="spellEnd"/>
+      <w:r>
+        <w:t xml:space="preserve">, </w:t>
+      </w:r>
+      <w:proofErr w:type="spellStart"/>
+      <w:r>
+        <w:t>CoverArtArchive</w:t>
+      </w:r>
+      <w:proofErr w:type="spellEnd"/>
+      <w:r>
+        <w:t xml:space="preserve"> and </w:t>
+      </w:r>
+      <w:proofErr w:type="spellStart"/>
+      <w:r>
+        <w:t>LrcLib</w:t>
+      </w:r>
+      <w:proofErr w:type="spellEnd"/>
+      <w:r>
+        <w:t xml:space="preserve"> </w:t>
       </w:r>
       <w:r>
         <w:t xml:space="preserve">to </w:t>
@@ -1777,7 +1905,15 @@
         </w:r>
       </w:fldSimple>
       <w:r>
-        <w:t>- Call the app Builder in Program.cs to instantiate our HTTP web services.</w:t>
+        <w:t xml:space="preserve">- Call the app Builder in </w:t>
+      </w:r>
+      <w:proofErr w:type="spellStart"/>
+      <w:r>
+        <w:t>Program.cs</w:t>
+      </w:r>
+      <w:proofErr w:type="spellEnd"/>
+      <w:r>
+        <w:t xml:space="preserve"> to instantiate our HTTP web services.</w:t>
       </w:r>
     </w:p>
     <w:p>
@@ -1874,7 +2010,39 @@
     </w:p>
     <w:p>
       <w:r>
-        <w:t xml:space="preserve">Those events are declared static, so we only need to wire them to handlers once, even though we have three different incarnations of web services (MusicBrainz, CoverArtArchive and LrcLib). The Home page handles the ProgressChanged event by updating the progress bar on the status bar. </w:t>
+        <w:t>Those events are declared static, so we only need to wire them to handlers once, even though we have three different incarnations of web services (</w:t>
+      </w:r>
+      <w:proofErr w:type="spellStart"/>
+      <w:r>
+        <w:t>MusicBrainz</w:t>
+      </w:r>
+      <w:proofErr w:type="spellEnd"/>
+      <w:r>
+        <w:t xml:space="preserve">, </w:t>
+      </w:r>
+      <w:proofErr w:type="spellStart"/>
+      <w:r>
+        <w:t>CoverArtArchive</w:t>
+      </w:r>
+      <w:proofErr w:type="spellEnd"/>
+      <w:r>
+        <w:t xml:space="preserve"> and </w:t>
+      </w:r>
+      <w:proofErr w:type="spellStart"/>
+      <w:r>
+        <w:t>LrcLib</w:t>
+      </w:r>
+      <w:proofErr w:type="spellEnd"/>
+      <w:r>
+        <w:t xml:space="preserve">). The Home page handles the </w:t>
+      </w:r>
+      <w:proofErr w:type="spellStart"/>
+      <w:r>
+        <w:t>ProgressChanged</w:t>
+      </w:r>
+      <w:proofErr w:type="spellEnd"/>
+      <w:r>
+        <w:t xml:space="preserve"> event by updating the progress bar on the status bar. </w:t>
       </w:r>
     </w:p>
     <w:p>
@@ -2277,26 +2445,66 @@
         </w:r>
       </w:fldSimple>
       <w:r>
-        <w:t xml:space="preserve">- The code in Home.razor that </w:t>
+        <w:t xml:space="preserve">- The code in </w:t>
+      </w:r>
+      <w:proofErr w:type="spellStart"/>
+      <w:r>
+        <w:t>Home.razor</w:t>
+      </w:r>
+      <w:proofErr w:type="spellEnd"/>
+      <w:r>
+        <w:t xml:space="preserve"> that </w:t>
       </w:r>
       <w:r>
         <w:t>deals with</w:t>
       </w:r>
       <w:r>
-        <w:t xml:space="preserve"> the ProgressChanged event.</w:t>
-      </w:r>
-    </w:p>
-    <w:p>
-      <w:pPr>
-        <w:spacing w:after="0"/>
-        <w:rPr>
-          <w:rStyle w:val="code"/>
-        </w:rPr>
-      </w:pPr>
-    </w:p>
-    <w:p>
-      <w:r>
-        <w:t>The other two events – LogMessage and LogException – are handled by MainContent by updating the HTTP Log.</w:t>
+        <w:t xml:space="preserve"> the </w:t>
+      </w:r>
+      <w:proofErr w:type="spellStart"/>
+      <w:r>
+        <w:t>ProgressChanged</w:t>
+      </w:r>
+      <w:proofErr w:type="spellEnd"/>
+      <w:r>
+        <w:t xml:space="preserve"> event.</w:t>
+      </w:r>
+    </w:p>
+    <w:p>
+      <w:pPr>
+        <w:spacing w:after="0"/>
+        <w:rPr>
+          <w:rStyle w:val="code"/>
+        </w:rPr>
+      </w:pPr>
+    </w:p>
+    <w:p>
+      <w:r>
+        <w:t xml:space="preserve">The other two events – </w:t>
+      </w:r>
+      <w:proofErr w:type="spellStart"/>
+      <w:r>
+        <w:t>LogMessage</w:t>
+      </w:r>
+      <w:proofErr w:type="spellEnd"/>
+      <w:r>
+        <w:t xml:space="preserve"> and </w:t>
+      </w:r>
+      <w:proofErr w:type="spellStart"/>
+      <w:r>
+        <w:t>LogException</w:t>
+      </w:r>
+      <w:proofErr w:type="spellEnd"/>
+      <w:r>
+        <w:t xml:space="preserve"> – are handled by </w:t>
+      </w:r>
+      <w:proofErr w:type="spellStart"/>
+      <w:r>
+        <w:t>MainContent</w:t>
+      </w:r>
+      <w:proofErr w:type="spellEnd"/>
+      <w:r>
+        <w:t xml:space="preserve"> by updating the HTTP Log.</w:t>
       </w:r>
     </w:p>
     <w:p>
@@ -2543,7 +2751,31 @@
         </w:r>
       </w:fldSimple>
       <w:r>
-        <w:t>- The code in MainContent.razor that handles the LogMessage and LogException events.</w:t>
+        <w:t xml:space="preserve">- The code in </w:t>
+      </w:r>
+      <w:proofErr w:type="spellStart"/>
+      <w:r>
+        <w:t>MainContent.razor</w:t>
+      </w:r>
+      <w:proofErr w:type="spellEnd"/>
+      <w:r>
+        <w:t xml:space="preserve"> that handles the </w:t>
+      </w:r>
+      <w:proofErr w:type="spellStart"/>
+      <w:r>
+        <w:t>LogMessage</w:t>
+      </w:r>
+      <w:proofErr w:type="spellEnd"/>
+      <w:r>
+        <w:t xml:space="preserve"> and </w:t>
+      </w:r>
+      <w:proofErr w:type="spellStart"/>
+      <w:r>
+        <w:t>LogException</w:t>
+      </w:r>
+      <w:proofErr w:type="spellEnd"/>
+      <w:r>
+        <w:t xml:space="preserve"> events.</w:t>
       </w:r>
     </w:p>
     <w:p>
@@ -2552,7 +2784,15 @@
         <w:t>When exceptions occur, they are shown in red text in the HTTP Log. Ordinary messages are shown in black.</w:t>
       </w:r>
       <w:r>
-        <w:t xml:space="preserve"> The ProgressChanged event is fired during the relatively lengthy process of retrieving </w:t>
+        <w:t xml:space="preserve"> The </w:t>
+      </w:r>
+      <w:proofErr w:type="spellStart"/>
+      <w:r>
+        <w:t>ProgressChanged</w:t>
+      </w:r>
+      <w:proofErr w:type="spellEnd"/>
+      <w:r>
+        <w:t xml:space="preserve"> event is fired during the relatively lengthy process of retrieving </w:t>
       </w:r>
       <w:r>
         <w:t>an artist’s list of albums.</w:t>
@@ -2610,7 +2850,23 @@
         <w:t>triggered</w:t>
       </w:r>
       <w:r>
-        <w:t xml:space="preserve"> by the MusicBrainz service in order to throttle incoming requests. Since these errors are expected, the MusicBrainz web service pauses </w:t>
+        <w:t xml:space="preserve"> by the </w:t>
+      </w:r>
+      <w:proofErr w:type="spellStart"/>
+      <w:r>
+        <w:t>MusicBrainz</w:t>
+      </w:r>
+      <w:proofErr w:type="spellEnd"/>
+      <w:r>
+        <w:t xml:space="preserve"> service in order to throttle incoming requests. Since these errors are expected, the </w:t>
+      </w:r>
+      <w:proofErr w:type="spellStart"/>
+      <w:r>
+        <w:t>MusicBrainz</w:t>
+      </w:r>
+      <w:proofErr w:type="spellEnd"/>
+      <w:r>
+        <w:t xml:space="preserve"> web service pauses </w:t>
       </w:r>
       <w:r>
         <w:t>after failed requests and then automatically retries a few times</w:t>
@@ -2698,12 +2954,14 @@
       <w:r>
         <w:t xml:space="preserve">you can see from </w:t>
       </w:r>
+      <w:proofErr w:type="spellStart"/>
       <w:r>
         <w:t>MusicExplorer</w:t>
       </w:r>
       <w:r>
         <w:t>Wasm</w:t>
       </w:r>
+      <w:proofErr w:type="spellEnd"/>
       <w:r>
         <w:t xml:space="preserve">, </w:t>
       </w:r>
@@ -2734,7 +2992,13 @@
     </w:p>
     <w:p>
       <w:r>
-        <w:t xml:space="preserve">There are many aspects of Blazor I didn’t cover here, including the syntax of razor files, how to handle dialog boxes. For all the details, see the </w:t>
+        <w:t>There are many aspects of Blazor I didn’t cover here, including the syntax of razor files, how to handle dialog boxes</w:t>
+      </w:r>
+      <w:r>
+        <w:t xml:space="preserve"> and others</w:t>
+      </w:r>
+      <w:r>
+        <w:t xml:space="preserve">. For all the details, see the </w:t>
       </w:r>
       <w:hyperlink r:id="rId17" w:history="1">
         <w:r>
@@ -2795,6 +3059,7 @@
         <w:szCs w:val="20"/>
       </w:rPr>
     </w:pPr>
+    <w:proofErr w:type="spellStart"/>
     <w:r>
       <w:rPr>
         <w:sz w:val="20"/>
@@ -2809,6 +3074,7 @@
       </w:rPr>
       <w:t>Wasm</w:t>
     </w:r>
+    <w:proofErr w:type="spellEnd"/>
     <w:r>
       <w:rPr>
         <w:sz w:val="20"/>
